--- a/Reflection on Using Jamstack.docx
+++ b/Reflection on Using Jamstack.docx
@@ -3,32 +3,151 @@
 <w:document xmlns:wpc="http://schemas.microsoft.com/office/word/2010/wordprocessingCanvas" xmlns:cx="http://schemas.microsoft.com/office/drawing/2014/chartex" xmlns:cx1="http://schemas.microsoft.com/office/drawing/2015/9/8/chartex" xmlns:cx2="http://schemas.microsoft.com/office/drawing/2015/10/21/chartex" xmlns:cx3="http://schemas.microsoft.com/office/drawing/2016/5/9/chartex" xmlns:cx4="http://schemas.microsoft.com/office/drawing/2016/5/10/chartex" xmlns:cx5="http://schemas.microsoft.com/office/drawing/2016/5/11/chartex" xmlns:cx6="http://schemas.microsoft.com/office/drawing/2016/5/12/chartex" xmlns:cx7="http://schemas.microsoft.com/office/drawing/2016/5/13/chartex" xmlns:cx8="http://schemas.microsoft.com/office/drawing/2016/5/14/chartex" xmlns:mc="http://schemas.openxmlformats.org/markup-compatibility/2006" xmlns:aink="http://schemas.microsoft.com/office/drawing/2016/ink" xmlns:am3d="http://schemas.microsoft.com/office/drawing/2017/model3d" xmlns:o="urn:schemas-microsoft-com:office:office" xmlns:oel="http://schemas.microsoft.com/office/2019/extlst" xmlns:r="http://schemas.openxmlformats.org/officeDocument/2006/relationships" xmlns:m="http://schemas.openxmlformats.org/officeDocument/2006/math" xmlns:v="urn:schemas-microsoft-com:vml" xmlns:wp14="http://schemas.microsoft.com/office/word/2010/wordprocessingDrawing" xmlns:wp="http://schemas.openxmlformats.org/drawingml/2006/wordprocessingDrawing" xmlns:w10="urn:schemas-microsoft-com:office:word" xmlns:w="http://schemas.openxmlformats.org/wordprocessingml/2006/main" xmlns:w14="http://schemas.microsoft.com/office/word/2010/wordml" xmlns:w15="http://schemas.microsoft.com/office/word/2012/wordml" xmlns:w16cex="http://schemas.microsoft.com/office/word/2018/wordml/cex" xmlns:w16cid="http://schemas.microsoft.com/office/word/2016/wordml/cid" xmlns:w16="http://schemas.microsoft.com/office/word/2018/wordml" xmlns:w16du="http://schemas.microsoft.com/office/word/2023/wordml/word16du" xmlns:w16sdtdh="http://schemas.microsoft.com/office/word/2020/wordml/sdtdatahash" xmlns:w16sdtfl="http://schemas.microsoft.com/office/word/2024/wordml/sdtformatlock" xmlns:w16se="http://schemas.microsoft.com/office/word/2015/wordml/symex" xmlns:wpg="http://schemas.microsoft.com/office/word/2010/wordprocessingGroup" xmlns:wpi="http://schemas.microsoft.com/office/word/2010/wordprocessingInk" xmlns:wne="http://schemas.microsoft.com/office/word/2006/wordml" xmlns:wps="http://schemas.microsoft.com/office/word/2010/wordprocessingShape" mc:Ignorable="w14 w15 w16se w16cid w16 w16cex w16sdtdh w16sdtfl w16du wp14">
   <w:body>
     <w:p>
-      <w:r>
-        <w:t>**Reflection on Using Jamstack**</w:t>
+      <w:pPr>
+        <w:jc w:val="center"/>
+        <w:rPr>
+          <w:sz w:val="24"/>
+          <w:szCs w:val="24"/>
+          <w:u w:val="single"/>
+        </w:rPr>
+      </w:pPr>
+      <w:r>
+        <w:rPr>
+          <w:sz w:val="24"/>
+          <w:szCs w:val="24"/>
+          <w:u w:val="single"/>
+        </w:rPr>
+        <w:t>IMY 210 Assignment 1: understanding hosting</w:t>
       </w:r>
     </w:p>
-    <w:p/>
     <w:p>
-      <w:r>
-        <w:t>Working with Jamstack for this project was a new experience for me and it helped me understand a more modern way of building websites. Instead of relying on a traditional backend, Jamstack uses JavaScript, APIs, and static files to create websites that are fast and easier to deploy. Through this assignment, I learned how frameworks like Nuxt can organize a website into different pages and components, which makes the project easier to manage.</w:t>
+      <w:pPr>
+        <w:jc w:val="center"/>
+        <w:rPr>
+          <w:sz w:val="24"/>
+          <w:szCs w:val="24"/>
+          <w:u w:val="single"/>
+        </w:rPr>
+      </w:pPr>
+      <w:r>
+        <w:rPr>
+          <w:sz w:val="24"/>
+          <w:szCs w:val="24"/>
+          <w:u w:val="single"/>
+        </w:rPr>
+        <w:t>U25499212-Thekgo Mamogobo</w:t>
       </w:r>
     </w:p>
-    <w:p/>
     <w:p>
-      <w:r>
-        <w:t>One of the challenges I experienced was understanding how the file structure works in Nuxt. At first, I had difficulty getting my pages to load correctly and sometimes the website showed a blank page. I had to carefully check my folder structure and restart the development server to make sure Nuxt detected the pages properly. Another challenge was working with APIs. Fetching data from external APIs such as the weather and calendar APIs sometimes caused errors, and I had to debug the code to make sure the data was being returned and displayed correctly.</w:t>
-      </w:r>
+      <w:pPr>
+        <w:jc w:val="center"/>
+        <w:rPr>
+          <w:sz w:val="24"/>
+          <w:szCs w:val="24"/>
+          <w:u w:val="single"/>
+        </w:rPr>
+      </w:pPr>
+      <w:r>
+        <w:rPr>
+          <w:sz w:val="24"/>
+          <w:szCs w:val="24"/>
+          <w:u w:val="single"/>
+        </w:rPr>
+        <w:t xml:space="preserve">Reflection on Using </w:t>
+      </w:r>
+      <w:proofErr w:type="spellStart"/>
+      <w:r>
+        <w:rPr>
+          <w:sz w:val="24"/>
+          <w:szCs w:val="24"/>
+          <w:u w:val="single"/>
+        </w:rPr>
+        <w:t>Jamstac</w:t>
+      </w:r>
+      <w:r>
+        <w:rPr>
+          <w:sz w:val="24"/>
+          <w:szCs w:val="24"/>
+          <w:u w:val="single"/>
+        </w:rPr>
+        <w:t>k</w:t>
+      </w:r>
+      <w:proofErr w:type="spellEnd"/>
     </w:p>
-    <w:p/>
     <w:p>
       <w:r>
-        <w:t>Through solving these issues, I learned how important it is to read documentation and test APIs directly to see what data they return. I also learned how Jamstack websites can use APIs to display dynamic information without needing a full backend system.</w:t>
+        <w:t xml:space="preserve">Working with </w:t>
+      </w:r>
+      <w:proofErr w:type="spellStart"/>
+      <w:r>
+        <w:t>Jamstack</w:t>
+      </w:r>
+      <w:proofErr w:type="spellEnd"/>
+      <w:r>
+        <w:t xml:space="preserve"> for this project was a new experience for me and it helped me understand a more modern way of building websites. Instead of relying on a traditional backend, </w:t>
+      </w:r>
+      <w:proofErr w:type="spellStart"/>
+      <w:r>
+        <w:t>Jamstack</w:t>
+      </w:r>
+      <w:proofErr w:type="spellEnd"/>
+      <w:r>
+        <w:t xml:space="preserve"> uses JavaScript, APIs, and static files to create websites that are fast and easier to deploy. Through this assignment, I learned how frameworks like </w:t>
+      </w:r>
+      <w:proofErr w:type="spellStart"/>
+      <w:r>
+        <w:t>Nuxt</w:t>
+      </w:r>
+      <w:proofErr w:type="spellEnd"/>
+      <w:r>
+        <w:t xml:space="preserve"> can organize a website into different pages and components, which makes the project easier to manage.</w:t>
       </w:r>
     </w:p>
-    <w:p/>
     <w:p>
       <w:r>
-        <w:t>Overall, this project helped me improve my problem-solving skills and my understanding of modern web development tools. I now feel more confident working with APIs, structuring web projects, and deploying websites using the Jamstack approach.</w:t>
+        <w:t xml:space="preserve">One of the challenges I experienced was understanding how the file structure works in </w:t>
+      </w:r>
+      <w:proofErr w:type="spellStart"/>
+      <w:r>
+        <w:t>Nuxt</w:t>
+      </w:r>
+      <w:proofErr w:type="spellEnd"/>
+      <w:r>
+        <w:t xml:space="preserve">. At first, I had difficulty getting my pages to load correctly and sometimes the website showed a blank page. I had to carefully check my folder structure and restart the development server to make sure </w:t>
+      </w:r>
+      <w:proofErr w:type="spellStart"/>
+      <w:r>
+        <w:t>Nuxt</w:t>
+      </w:r>
+      <w:proofErr w:type="spellEnd"/>
+      <w:r>
+        <w:t xml:space="preserve"> detected the pages properly. Another challenge was working with APIs. Fetching data from external APIs such as the weather and calendar APIs sometimes caused errors, and I had to debug the code to make sure the data was being returned and displayed correctly.</w:t>
+      </w:r>
+    </w:p>
+    <w:p>
+      <w:r>
+        <w:t xml:space="preserve">Through solving these issues, I learned how important it is to read documentation and test APIs directly to see what data they return. I also learned how </w:t>
+      </w:r>
+      <w:proofErr w:type="spellStart"/>
+      <w:r>
+        <w:t>Jamstack</w:t>
+      </w:r>
+      <w:proofErr w:type="spellEnd"/>
+      <w:r>
+        <w:t xml:space="preserve"> websites can use APIs to display dynamic information without needing a full backend system.</w:t>
+      </w:r>
+    </w:p>
+    <w:p>
+      <w:r>
+        <w:t xml:space="preserve">Overall, this project helped me improve my problem-solving skills and my understanding of modern web development tools. I now feel more confident working with APIs, structuring web projects, and deploying websites using the </w:t>
+      </w:r>
+      <w:proofErr w:type="spellStart"/>
+      <w:r>
+        <w:t>Jamstack</w:t>
+      </w:r>
+      <w:proofErr w:type="spellEnd"/>
+      <w:r>
+        <w:t xml:space="preserve"> approach.</w:t>
       </w:r>
     </w:p>
     <w:sectPr>
